--- a/resources/marketplace/packages/explain-code/SKILL.md.docx
+++ b/resources/marketplace/packages/explain-code/SKILL.md.docx
@@ -22,7 +22,7 @@
         <w:pStyle w:val="Heading2"/>
         <w:rPr/>
       </w:pPr>
-      <w:bookmarkStart w:colFirst="0" w:colLast="0" w:name="_v010flwqsc43" w:id="0"/>
+      <w:bookmarkStart w:colFirst="0" w:colLast="0" w:name="_sk2ym8bp6fto" w:id="0"/>
       <w:bookmarkEnd w:id="0"/>
       <w:r>
         <w:rPr>
@@ -36,7 +36,7 @@
         <w:pStyle w:val="Heading1"/>
         <w:rPr/>
       </w:pPr>
-      <w:bookmarkStart w:colFirst="0" w:colLast="0" w:name="_wbb0qp72a89" w:id="1"/>
+      <w:bookmarkStart w:colFirst="0" w:colLast="0" w:name="_1lnbwkl6i55m" w:id="1"/>
       <w:bookmarkEnd w:id="1"/>
       <w:r>
         <w:rPr>
@@ -50,7 +50,7 @@
         <w:pStyle w:val="Heading2"/>
         <w:rPr/>
       </w:pPr>
-      <w:bookmarkStart w:colFirst="0" w:colLast="0" w:name="_fdz0il66fl9l" w:id="2"/>
+      <w:bookmarkStart w:colFirst="0" w:colLast="0" w:name="_qbj52ademp5k" w:id="2"/>
       <w:bookmarkEnd w:id="2"/>
       <w:r>
         <w:rPr>
@@ -66,6 +66,7 @@
           <w:numId w:val="1"/>
         </w:numPr>
         <w:ind w:left="720" w:hanging="360"/>
+        <w:rPr/>
       </w:pPr>
       <w:r>
         <w:rPr>
@@ -81,6 +82,7 @@
           <w:numId w:val="1"/>
         </w:numPr>
         <w:ind w:left="720" w:hanging="360"/>
+        <w:rPr/>
       </w:pPr>
       <w:r>
         <w:rPr>
@@ -96,6 +98,7 @@
           <w:numId w:val="1"/>
         </w:numPr>
         <w:ind w:left="720" w:hanging="360"/>
+        <w:rPr/>
       </w:pPr>
       <w:r>
         <w:rPr>
@@ -111,6 +114,7 @@
           <w:numId w:val="1"/>
         </w:numPr>
         <w:ind w:left="720" w:hanging="360"/>
+        <w:rPr/>
       </w:pPr>
       <w:r>
         <w:rPr>
@@ -126,6 +130,7 @@
           <w:numId w:val="1"/>
         </w:numPr>
         <w:ind w:left="720" w:hanging="360"/>
+        <w:rPr/>
       </w:pPr>
       <w:r>
         <w:rPr>
@@ -141,6 +146,7 @@
           <w:numId w:val="1"/>
         </w:numPr>
         <w:ind w:left="720" w:hanging="360"/>
+        <w:rPr/>
       </w:pPr>
       <w:r>
         <w:rPr>
@@ -154,7 +160,7 @@
         <w:pStyle w:val="Heading2"/>
         <w:rPr/>
       </w:pPr>
-      <w:bookmarkStart w:colFirst="0" w:colLast="0" w:name="_3zr58g4bep9f" w:id="3"/>
+      <w:bookmarkStart w:colFirst="0" w:colLast="0" w:name="_lnosnp3qn18q" w:id="3"/>
       <w:bookmarkEnd w:id="3"/>
       <w:r>
         <w:rPr>
@@ -179,7 +185,7 @@
         <w:pStyle w:val="Heading2"/>
         <w:rPr/>
       </w:pPr>
-      <w:bookmarkStart w:colFirst="0" w:colLast="0" w:name="_ugl5e43x5t3d" w:id="4"/>
+      <w:bookmarkStart w:colFirst="0" w:colLast="0" w:name="_zbddr3m6572k" w:id="4"/>
       <w:bookmarkEnd w:id="4"/>
       <w:r>
         <w:rPr>
@@ -195,6 +201,7 @@
           <w:numId w:val="2"/>
         </w:numPr>
         <w:ind w:left="720" w:hanging="360"/>
+        <w:rPr/>
       </w:pPr>
       <w:r>
         <w:rPr>
@@ -224,6 +231,7 @@
           <w:numId w:val="2"/>
         </w:numPr>
         <w:ind w:left="720" w:hanging="360"/>
+        <w:rPr/>
       </w:pPr>
       <w:r>
         <w:rPr>
@@ -253,6 +261,7 @@
           <w:numId w:val="2"/>
         </w:numPr>
         <w:ind w:left="720" w:hanging="360"/>
+        <w:rPr/>
       </w:pPr>
       <w:r>
         <w:rPr>
@@ -280,7 +289,7 @@
         <w:pStyle w:val="Heading2"/>
         <w:rPr/>
       </w:pPr>
-      <w:bookmarkStart w:colFirst="0" w:colLast="0" w:name="_z98hbzq8zxu8" w:id="5"/>
+      <w:bookmarkStart w:colFirst="0" w:colLast="0" w:name="_xfbrvhhp5jyf" w:id="5"/>
       <w:bookmarkEnd w:id="5"/>
       <w:r>
         <w:rPr>
@@ -305,7 +314,7 @@
         <w:pStyle w:val="Heading2"/>
         <w:rPr/>
       </w:pPr>
-      <w:bookmarkStart w:colFirst="0" w:colLast="0" w:name="_4i9kkmrqo2u6" w:id="6"/>
+      <w:bookmarkStart w:colFirst="0" w:colLast="0" w:name="_g14qr6t6da56" w:id="6"/>
       <w:bookmarkEnd w:id="6"/>
       <w:r>
         <w:rPr>
@@ -321,6 +330,7 @@
           <w:numId w:val="2"/>
         </w:numPr>
         <w:ind w:left="720" w:hanging="360"/>
+        <w:rPr/>
       </w:pPr>
       <w:r>
         <w:rPr>
@@ -336,6 +346,7 @@
           <w:numId w:val="2"/>
         </w:numPr>
         <w:ind w:left="720" w:hanging="360"/>
+        <w:rPr/>
       </w:pPr>
       <w:r>
         <w:rPr>
@@ -351,6 +362,7 @@
           <w:numId w:val="2"/>
         </w:numPr>
         <w:ind w:left="720" w:hanging="360"/>
+        <w:rPr/>
       </w:pPr>
       <w:r>
         <w:rPr>
@@ -366,6 +378,7 @@
           <w:numId w:val="2"/>
         </w:numPr>
         <w:ind w:left="720" w:hanging="360"/>
+        <w:rPr/>
       </w:pPr>
       <w:r>
         <w:rPr>
@@ -379,7 +392,7 @@
         <w:pStyle w:val="Heading2"/>
         <w:rPr/>
       </w:pPr>
-      <w:bookmarkStart w:colFirst="0" w:colLast="0" w:name="_faa5a1oq6dfa" w:id="7"/>
+      <w:bookmarkStart w:colFirst="0" w:colLast="0" w:name="_luk5mlsryox" w:id="7"/>
       <w:bookmarkEnd w:id="7"/>
       <w:r>
         <w:rPr>
@@ -395,6 +408,7 @@
           <w:numId w:val="2"/>
         </w:numPr>
         <w:ind w:left="720" w:hanging="360"/>
+        <w:rPr/>
       </w:pPr>
       <w:r>
         <w:rPr>
@@ -410,6 +424,7 @@
           <w:numId w:val="2"/>
         </w:numPr>
         <w:ind w:left="720" w:hanging="360"/>
+        <w:rPr/>
       </w:pPr>
       <w:r>
         <w:rPr>
@@ -425,6 +440,7 @@
           <w:numId w:val="2"/>
         </w:numPr>
         <w:ind w:left="720" w:hanging="360"/>
+        <w:rPr/>
       </w:pPr>
       <w:r>
         <w:rPr>
@@ -440,6 +456,7 @@
           <w:numId w:val="2"/>
         </w:numPr>
         <w:ind w:left="720" w:hanging="360"/>
+        <w:rPr/>
       </w:pPr>
       <w:r>
         <w:rPr>
